--- a/report/海報.docx
+++ b/report/海報.docx
@@ -681,64 +681,35 @@
             <v:stroke joinstyle="miter"/>
             <v:path gradientshapeok="t" o:connecttype="rect"/>
           </v:shapetype>
-          <v:shape id="_x0000_s1034" type="#_x0000_t202" style="position:absolute;margin-left:-16.15pt;margin-top:211.9pt;width:461.95pt;height:58.4pt;z-index:251671552;visibility:visible;mso-wrap-distance-left:9pt;mso-wrap-distance-top:3.6pt;mso-wrap-distance-right:9pt;mso-wrap-distance-bottom:3.6pt;mso-position-horizontal-relative:text;mso-position-vertical-relative:text;mso-width-relative:margin;mso-height-relative:margin;v-text-anchor:top" filled="f" stroked="f">
-            <v:textbox style="mso-next-textbox:#_x0000_s1034">
+          <v:shape id="_x0000_s1029" type="#_x0000_t202" style="position:absolute;margin-left:67.85pt;margin-top:1.8pt;width:325.1pt;height:64.6pt;z-index:251666432;visibility:visible;mso-wrap-distance-left:9pt;mso-wrap-distance-top:3.6pt;mso-wrap-distance-right:9pt;mso-wrap-distance-bottom:3.6pt;mso-position-horizontal-relative:text;mso-position-vertical-relative:text;mso-width-relative:margin;mso-height-relative:margin;v-text-anchor:top" filled="f" stroked="f">
+            <v:textbox style="mso-next-textbox:#_x0000_s1029">
               <w:txbxContent>
                 <w:p>
                   <w:pPr>
-                    <w:spacing w:after="0"/>
-                    <w:rPr>
-                      <w:b/>
-                      <w:bCs/>
+                    <w:rPr>
+                      <w:b/>
+                      <w:bCs/>
+                      <w:sz w:val="56"/>
+                      <w:szCs w:val="56"/>
                     </w:rPr>
                   </w:pPr>
                   <w:r>
                     <w:rPr>
-                      <w:rFonts w:hint="eastAsia"/>
-                      <w:b/>
-                      <w:bCs/>
-                    </w:rPr>
-                    <w:t>使用模型在使用者的電腦本地端</w:t>
-                  </w:r>
-                  <w:r>
-                    <w:rPr>
-                      <w:rFonts w:hint="eastAsia"/>
-                      <w:b/>
-                      <w:bCs/>
-                    </w:rPr>
-                    <w:t>。</w:t>
-                  </w:r>
-                  <w:r>
-                    <w:rPr>
-                      <w:rFonts w:hint="eastAsia"/>
-                      <w:b/>
-                      <w:bCs/>
-                    </w:rPr>
-                    <w:t>能以極小的資源占用以及極快的速度</w:t>
-                  </w:r>
-                  <w:r>
-                    <w:rPr>
-                      <w:rFonts w:hint="eastAsia"/>
-                      <w:b/>
-                      <w:bCs/>
-                    </w:rPr>
-                    <w:t>，</w:t>
-                  </w:r>
-                  <w:r>
-                    <w:rPr>
-                      <w:rFonts w:hint="eastAsia"/>
-                      <w:b/>
-                      <w:bCs/>
-                    </w:rPr>
-                    <w:t>將使用者復制的檔案的敏感訊息遮蔽起來</w:t>
-                  </w:r>
-                  <w:r>
-                    <w:rPr>
-                      <w:rFonts w:hint="eastAsia"/>
-                      <w:b/>
-                      <w:bCs/>
-                    </w:rPr>
-                    <w:t>，讓使用者在貼上之後可以傳出不包含個資的資料。</w:t>
+                      <w:b/>
+                      <w:bCs/>
+                      <w:sz w:val="56"/>
+                      <w:szCs w:val="56"/>
+                    </w:rPr>
+                    <w:t xml:space="preserve">PII </w:t>
+                  </w:r>
+                  <w:r>
+                    <w:rPr>
+                      <w:b/>
+                      <w:bCs/>
+                      <w:sz w:val="56"/>
+                      <w:szCs w:val="56"/>
+                    </w:rPr>
+                    <w:t>偵測與假名化系統</w:t>
                   </w:r>
                 </w:p>
               </w:txbxContent>
@@ -752,18 +723,10 @@
           <w:noProof/>
         </w:rPr>
         <w:drawing>
-          <wp:anchor distT="0" distB="0" distL="114300" distR="114300" simplePos="0" relativeHeight="251660288" behindDoc="0" locked="0" layoutInCell="1" allowOverlap="1" wp14:anchorId="3CB1CA8C" wp14:editId="06626CDA">
-            <wp:simplePos x="0" y="0"/>
-            <wp:positionH relativeFrom="column">
-              <wp:posOffset>-396240</wp:posOffset>
-            </wp:positionH>
-            <wp:positionV relativeFrom="paragraph">
-              <wp:posOffset>4052570</wp:posOffset>
-            </wp:positionV>
-            <wp:extent cx="2486025" cy="4594225"/>
+          <wp:inline distT="0" distB="0" distL="0" distR="0" wp14:anchorId="4FB6A581" wp14:editId="24AA20CD">
+            <wp:extent cx="5267325" cy="2962275"/>
             <wp:effectExtent l="0" t="0" r="0" b="0"/>
-            <wp:wrapSquare wrapText="bothSides"/>
-            <wp:docPr id="949848469" name="圖片 2"/>
+            <wp:docPr id="1120321678" name="圖片 2"/>
             <wp:cNvGraphicFramePr>
               <a:graphicFrameLocks xmlns:a="http://schemas.openxmlformats.org/drawingml/2006/main" noChangeAspect="1"/>
             </wp:cNvGraphicFramePr>
@@ -771,7 +734,7 @@
               <a:graphicData uri="http://schemas.openxmlformats.org/drawingml/2006/picture">
                 <pic:pic xmlns:pic="http://schemas.openxmlformats.org/drawingml/2006/picture">
                   <pic:nvPicPr>
-                    <pic:cNvPr id="0" name="Picture 2"/>
+                    <pic:cNvPr id="0" name="Picture 3"/>
                     <pic:cNvPicPr>
                       <a:picLocks noChangeAspect="1" noChangeArrowheads="1"/>
                     </pic:cNvPicPr>
@@ -792,7 +755,68 @@
                   <pic:spPr bwMode="auto">
                     <a:xfrm>
                       <a:off x="0" y="0"/>
-                      <a:ext cx="2486025" cy="4594225"/>
+                      <a:ext cx="5267325" cy="2962275"/>
+                    </a:xfrm>
+                    <a:prstGeom prst="rect">
+                      <a:avLst/>
+                    </a:prstGeom>
+                    <a:noFill/>
+                    <a:ln>
+                      <a:noFill/>
+                    </a:ln>
+                  </pic:spPr>
+                </pic:pic>
+              </a:graphicData>
+            </a:graphic>
+          </wp:inline>
+        </w:drawing>
+      </w:r>
+      <w:r>
+        <w:rPr>
+          <w:noProof/>
+        </w:rPr>
+        <w:drawing>
+          <wp:anchor distT="0" distB="0" distL="114300" distR="114300" simplePos="0" relativeHeight="251659264" behindDoc="0" locked="0" layoutInCell="1" allowOverlap="1" wp14:anchorId="3F70253C" wp14:editId="15BD9281">
+            <wp:simplePos x="0" y="0"/>
+            <wp:positionH relativeFrom="column">
+              <wp:posOffset>-328613</wp:posOffset>
+            </wp:positionH>
+            <wp:positionV relativeFrom="paragraph">
+              <wp:posOffset>4043045</wp:posOffset>
+            </wp:positionV>
+            <wp:extent cx="2469515" cy="4939030"/>
+            <wp:effectExtent l="0" t="0" r="0" b="0"/>
+            <wp:wrapSquare wrapText="bothSides"/>
+            <wp:docPr id="358023472" name="圖片 1"/>
+            <wp:cNvGraphicFramePr>
+              <a:graphicFrameLocks xmlns:a="http://schemas.openxmlformats.org/drawingml/2006/main" noChangeAspect="1"/>
+            </wp:cNvGraphicFramePr>
+            <a:graphic xmlns:a="http://schemas.openxmlformats.org/drawingml/2006/main">
+              <a:graphicData uri="http://schemas.openxmlformats.org/drawingml/2006/picture">
+                <pic:pic xmlns:pic="http://schemas.openxmlformats.org/drawingml/2006/picture">
+                  <pic:nvPicPr>
+                    <pic:cNvPr id="0" name="Picture 1"/>
+                    <pic:cNvPicPr>
+                      <a:picLocks noChangeAspect="1" noChangeArrowheads="1"/>
+                    </pic:cNvPicPr>
+                  </pic:nvPicPr>
+                  <pic:blipFill>
+                    <a:blip r:embed="rId6" cstate="print">
+                      <a:extLst>
+                        <a:ext uri="{28A0092B-C50C-407E-A947-70E740481C1C}">
+                          <a14:useLocalDpi xmlns:a14="http://schemas.microsoft.com/office/drawing/2010/main" val="0"/>
+                        </a:ext>
+                      </a:extLst>
+                    </a:blip>
+                    <a:srcRect/>
+                    <a:stretch>
+                      <a:fillRect/>
+                    </a:stretch>
+                  </pic:blipFill>
+                  <pic:spPr bwMode="auto">
+                    <a:xfrm>
+                      <a:off x="0" y="0"/>
+                      <a:ext cx="2469515" cy="4939030"/>
                     </a:xfrm>
                     <a:prstGeom prst="rect">
                       <a:avLst/>
@@ -819,6 +843,77 @@
           <w:noProof/>
         </w:rPr>
         <w:pict w14:anchorId="52AF4275">
+          <v:shape id="_x0000_s1034" type="#_x0000_t202" style="position:absolute;margin-left:-16.15pt;margin-top:211.9pt;width:461.95pt;height:58.4pt;z-index:251671552;visibility:visible;mso-wrap-distance-left:9pt;mso-wrap-distance-top:3.6pt;mso-wrap-distance-right:9pt;mso-wrap-distance-bottom:3.6pt;mso-position-horizontal-relative:text;mso-position-vertical-relative:text;mso-width-relative:margin;mso-height-relative:margin;v-text-anchor:top" filled="f" stroked="f">
+            <v:textbox style="mso-next-textbox:#_x0000_s1034">
+              <w:txbxContent>
+                <w:p>
+                  <w:pPr>
+                    <w:spacing w:after="0"/>
+                    <w:rPr>
+                      <w:b/>
+                      <w:bCs/>
+                    </w:rPr>
+                  </w:pPr>
+                  <w:r>
+                    <w:rPr>
+                      <w:rFonts w:hint="eastAsia"/>
+                      <w:b/>
+                      <w:bCs/>
+                    </w:rPr>
+                    <w:t>使用模型在使用者的電腦本地端</w:t>
+                  </w:r>
+                  <w:r>
+                    <w:rPr>
+                      <w:rFonts w:hint="eastAsia"/>
+                      <w:b/>
+                      <w:bCs/>
+                    </w:rPr>
+                    <w:t>。</w:t>
+                  </w:r>
+                  <w:r>
+                    <w:rPr>
+                      <w:rFonts w:hint="eastAsia"/>
+                      <w:b/>
+                      <w:bCs/>
+                    </w:rPr>
+                    <w:t>能以極小的資源占用以及極快的速度</w:t>
+                  </w:r>
+                  <w:r>
+                    <w:rPr>
+                      <w:rFonts w:hint="eastAsia"/>
+                      <w:b/>
+                      <w:bCs/>
+                    </w:rPr>
+                    <w:t>，</w:t>
+                  </w:r>
+                  <w:r>
+                    <w:rPr>
+                      <w:rFonts w:hint="eastAsia"/>
+                      <w:b/>
+                      <w:bCs/>
+                    </w:rPr>
+                    <w:t>將使用者復制的檔案的敏感訊息遮蔽起來</w:t>
+                  </w:r>
+                  <w:r>
+                    <w:rPr>
+                      <w:rFonts w:hint="eastAsia"/>
+                      <w:b/>
+                      <w:bCs/>
+                    </w:rPr>
+                    <w:t>，讓使用者在貼上之後可以傳出不包含個資的資料。</w:t>
+                  </w:r>
+                </w:p>
+              </w:txbxContent>
+            </v:textbox>
+            <w10:wrap type="square"/>
+          </v:shape>
+        </w:pict>
+      </w:r>
+      <w:r>
+        <w:rPr>
+          <w:noProof/>
+        </w:rPr>
+        <w:pict w14:anchorId="52AF4275">
           <v:shape id="文字方塊 2" o:spid="_x0000_s1026" type="#_x0000_t202" style="position:absolute;margin-left:27.75pt;margin-top:273pt;width:123.35pt;height:34.35pt;z-index:251663360;visibility:visible;mso-wrap-distance-left:9pt;mso-wrap-distance-top:3.6pt;mso-wrap-distance-right:9pt;mso-wrap-distance-bottom:3.6pt;mso-position-horizontal-relative:text;mso-position-vertical-relative:text;mso-width-relative:margin;mso-height-relative:margin;v-text-anchor:top" filled="f" stroked="f">
             <v:textbox style="mso-next-textbox:#文字方塊 2">
               <w:txbxContent>
@@ -853,7 +948,7 @@
           <w:noProof/>
         </w:rPr>
         <w:drawing>
-          <wp:anchor distT="0" distB="0" distL="114300" distR="114300" simplePos="0" relativeHeight="251655168" behindDoc="0" locked="0" layoutInCell="1" allowOverlap="1" wp14:anchorId="4B762383" wp14:editId="14066443">
+          <wp:anchor distT="0" distB="0" distL="114300" distR="114300" simplePos="0" relativeHeight="251656192" behindDoc="0" locked="0" layoutInCell="1" allowOverlap="1" wp14:anchorId="4B762383" wp14:editId="14066443">
             <wp:simplePos x="0" y="0"/>
             <wp:positionH relativeFrom="column">
               <wp:posOffset>2769870</wp:posOffset>
@@ -878,7 +973,7 @@
                     </pic:cNvPicPr>
                   </pic:nvPicPr>
                   <pic:blipFill>
-                    <a:blip r:embed="rId6" cstate="print">
+                    <a:blip r:embed="rId7" cstate="print">
                       <a:extLst>
                         <a:ext uri="{28A0092B-C50C-407E-A947-70E740481C1C}">
                           <a14:useLocalDpi xmlns:a14="http://schemas.microsoft.com/office/drawing/2010/main" val="0"/>
@@ -1079,6 +1174,7 @@
                     </w:rPr>
                     <w:t>用戶詢問大語言模型時，將程式碼當中的</w:t>
                   </w:r>
+                  <w:proofErr w:type="spellStart"/>
                   <w:r>
                     <w:rPr>
                       <w:b/>
@@ -1086,6 +1182,7 @@
                     </w:rPr>
                     <w:t>api</w:t>
                   </w:r>
+                  <w:proofErr w:type="spellEnd"/>
                   <w:r>
                     <w:rPr>
                       <w:b/>
@@ -1248,58 +1345,6 @@
                       <w:szCs w:val="28"/>
                     </w:rPr>
                     <w:t>吳俊興教授</w:t>
-                  </w:r>
-                </w:p>
-              </w:txbxContent>
-            </v:textbox>
-            <w10:wrap type="square"/>
-          </v:shape>
-        </w:pict>
-      </w:r>
-      <w:r>
-        <w:rPr>
-          <w:noProof/>
-        </w:rPr>
-        <w:pict w14:anchorId="52AF4275">
-          <v:shape id="_x0000_s1029" type="#_x0000_t202" style="position:absolute;margin-left:55.5pt;margin-top:-.1pt;width:325.1pt;height:64.6pt;z-index:251666432;visibility:visible;mso-wrap-distance-left:9pt;mso-wrap-distance-top:3.6pt;mso-wrap-distance-right:9pt;mso-wrap-distance-bottom:3.6pt;mso-position-horizontal-relative:text;mso-position-vertical-relative:text;mso-width-relative:margin;mso-height-relative:margin;v-text-anchor:top" filled="f" stroked="f">
-            <v:textbox style="mso-next-textbox:#_x0000_s1029">
-              <w:txbxContent>
-                <w:p>
-                  <w:pPr>
-                    <w:rPr>
-                      <w:b/>
-                      <w:bCs/>
-                      <w:sz w:val="56"/>
-                      <w:szCs w:val="56"/>
-                    </w:rPr>
-                  </w:pPr>
-                  <w:r>
-                    <w:rPr>
-                      <w:b/>
-                      <w:bCs/>
-                      <w:sz w:val="56"/>
-                      <w:szCs w:val="56"/>
-                    </w:rPr>
-                    <w:t xml:space="preserve">NER </w:t>
-                  </w:r>
-                  <w:r>
-                    <w:rPr>
-                      <w:b/>
-                      <w:bCs/>
-                      <w:sz w:val="56"/>
-                      <w:szCs w:val="56"/>
-                    </w:rPr>
-                    <w:t>命名實體識別</w:t>
-                  </w:r>
-                  <w:r>
-                    <w:rPr>
-                      <w:rFonts w:hint="eastAsia"/>
-                      <w:b/>
-                      <w:bCs/>
-                      <w:sz w:val="56"/>
-                      <w:szCs w:val="56"/>
-                    </w:rPr>
-                    <w:t>系統</w:t>
                   </w:r>
                 </w:p>
               </w:txbxContent>
@@ -1924,7 +1969,6 @@
   <w:style w:type="character" w:default="1" w:styleId="a0">
     <w:name w:val="Default Paragraph Font"/>
     <w:uiPriority w:val="1"/>
-    <w:semiHidden/>
     <w:unhideWhenUsed/>
   </w:style>
   <w:style w:type="table" w:default="1" w:styleId="a1">

--- a/report/海報.docx
+++ b/report/海報.docx
@@ -260,6 +260,7 @@
               <w:bottom w:val="single" w:sz="6" w:space="0" w:color="C0C0C0"/>
               <w:right w:val="single" w:sz="6" w:space="0" w:color="C0C0C0"/>
             </w:tcBorders>
+            <w:vAlign w:val="center"/>
           </w:tcPr>
           <w:p>
             <w:pPr>
@@ -278,13 +279,11 @@
             </w:pPr>
             <w:r>
               <w:rPr>
-                <w:rFonts w:ascii="Segoe UI" w:eastAsia="Noto Sans TC" w:hAnsi="Segoe UI" w:cs="Segoe UI"/>
-                <w:color w:val="000000"/>
-                <w:kern w:val="0"/>
+                <w:rFonts w:ascii="Segoe UI" w:hAnsi="Segoe UI" w:cs="Segoe UI"/>
                 <w:sz w:val="20"/>
                 <w:szCs w:val="20"/>
               </w:rPr>
-              <w:t>39.13%</w:t>
+              <w:t>0.4091</w:t>
             </w:r>
           </w:p>
         </w:tc>
@@ -297,6 +296,7 @@
               <w:bottom w:val="single" w:sz="6" w:space="0" w:color="C0C0C0"/>
               <w:right w:val="single" w:sz="6" w:space="0" w:color="C0C0C0"/>
             </w:tcBorders>
+            <w:vAlign w:val="center"/>
           </w:tcPr>
           <w:p>
             <w:pPr>
@@ -315,13 +315,11 @@
             </w:pPr>
             <w:r>
               <w:rPr>
-                <w:rFonts w:ascii="Segoe UI" w:eastAsia="Noto Sans TC" w:hAnsi="Segoe UI" w:cs="Segoe UI"/>
-                <w:color w:val="000000"/>
-                <w:kern w:val="0"/>
+                <w:rFonts w:ascii="Segoe UI" w:hAnsi="Segoe UI" w:cs="Segoe UI"/>
                 <w:sz w:val="20"/>
                 <w:szCs w:val="20"/>
               </w:rPr>
-              <w:t>20.45%</w:t>
+              <w:t>0.3214</w:t>
             </w:r>
           </w:p>
         </w:tc>
@@ -334,6 +332,7 @@
               <w:bottom w:val="single" w:sz="6" w:space="0" w:color="C0C0C0"/>
               <w:right w:val="single" w:sz="6" w:space="0" w:color="C0C0C0"/>
             </w:tcBorders>
+            <w:vAlign w:val="center"/>
           </w:tcPr>
           <w:p>
             <w:pPr>
@@ -352,13 +351,11 @@
             </w:pPr>
             <w:r>
               <w:rPr>
-                <w:rFonts w:ascii="Segoe UI" w:eastAsia="Noto Sans TC" w:hAnsi="Segoe UI" w:cs="Segoe UI"/>
-                <w:color w:val="000000"/>
-                <w:kern w:val="0"/>
+                <w:rFonts w:ascii="Segoe UI" w:hAnsi="Segoe UI" w:cs="Segoe UI"/>
                 <w:sz w:val="20"/>
                 <w:szCs w:val="20"/>
               </w:rPr>
-              <w:t>26.87%</w:t>
+              <w:t>0.3600</w:t>
             </w:r>
           </w:p>
         </w:tc>
@@ -412,6 +409,7 @@
               <w:bottom w:val="single" w:sz="6" w:space="0" w:color="C0C0C0"/>
               <w:right w:val="single" w:sz="6" w:space="0" w:color="C0C0C0"/>
             </w:tcBorders>
+            <w:vAlign w:val="center"/>
           </w:tcPr>
           <w:p>
             <w:pPr>
@@ -430,13 +428,11 @@
             </w:pPr>
             <w:r>
               <w:rPr>
-                <w:rFonts w:ascii="Segoe UI" w:eastAsia="Noto Sans TC" w:hAnsi="Segoe UI" w:cs="Segoe UI"/>
-                <w:color w:val="000000"/>
-                <w:kern w:val="0"/>
+                <w:rFonts w:ascii="Segoe UI" w:hAnsi="Segoe UI" w:cs="Segoe UI"/>
                 <w:sz w:val="20"/>
                 <w:szCs w:val="20"/>
               </w:rPr>
-              <w:t>43.48%</w:t>
+              <w:t>0.5000</w:t>
             </w:r>
           </w:p>
         </w:tc>
@@ -449,6 +445,7 @@
               <w:bottom w:val="single" w:sz="6" w:space="0" w:color="C0C0C0"/>
               <w:right w:val="single" w:sz="6" w:space="0" w:color="C0C0C0"/>
             </w:tcBorders>
+            <w:vAlign w:val="center"/>
           </w:tcPr>
           <w:p>
             <w:pPr>
@@ -467,13 +464,11 @@
             </w:pPr>
             <w:r>
               <w:rPr>
-                <w:rFonts w:ascii="Segoe UI" w:eastAsia="Noto Sans TC" w:hAnsi="Segoe UI" w:cs="Segoe UI"/>
-                <w:color w:val="000000"/>
-                <w:kern w:val="0"/>
+                <w:rFonts w:ascii="Segoe UI" w:hAnsi="Segoe UI" w:cs="Segoe UI"/>
                 <w:sz w:val="20"/>
                 <w:szCs w:val="20"/>
               </w:rPr>
-              <w:t>22.73%</w:t>
+              <w:t>0.3929</w:t>
             </w:r>
           </w:p>
         </w:tc>
@@ -486,6 +481,7 @@
               <w:bottom w:val="single" w:sz="6" w:space="0" w:color="C0C0C0"/>
               <w:right w:val="single" w:sz="6" w:space="0" w:color="C0C0C0"/>
             </w:tcBorders>
+            <w:vAlign w:val="center"/>
           </w:tcPr>
           <w:p>
             <w:pPr>
@@ -504,13 +500,11 @@
             </w:pPr>
             <w:r>
               <w:rPr>
-                <w:rFonts w:ascii="Segoe UI" w:eastAsia="Noto Sans TC" w:hAnsi="Segoe UI" w:cs="Segoe UI"/>
-                <w:color w:val="000000"/>
-                <w:kern w:val="0"/>
+                <w:rFonts w:ascii="Segoe UI" w:hAnsi="Segoe UI" w:cs="Segoe UI"/>
                 <w:sz w:val="20"/>
                 <w:szCs w:val="20"/>
               </w:rPr>
-              <w:t>29.85%</w:t>
+              <w:t>0.4400</w:t>
             </w:r>
           </w:p>
         </w:tc>
@@ -564,6 +558,7 @@
               <w:bottom w:val="single" w:sz="6" w:space="0" w:color="C0C0C0"/>
               <w:right w:val="single" w:sz="6" w:space="0" w:color="C0C0C0"/>
             </w:tcBorders>
+            <w:vAlign w:val="center"/>
           </w:tcPr>
           <w:p>
             <w:pPr>
@@ -582,13 +577,11 @@
             </w:pPr>
             <w:r>
               <w:rPr>
-                <w:rFonts w:ascii="Segoe UI" w:eastAsia="Noto Sans TC" w:hAnsi="Segoe UI" w:cs="Segoe UI"/>
-                <w:color w:val="000000"/>
-                <w:kern w:val="0"/>
+                <w:rFonts w:ascii="Segoe UI" w:hAnsi="Segoe UI" w:cs="Segoe UI"/>
                 <w:sz w:val="20"/>
                 <w:szCs w:val="20"/>
               </w:rPr>
-              <w:t>91.30%</w:t>
+              <w:t>0.9091</w:t>
             </w:r>
           </w:p>
         </w:tc>
@@ -601,6 +594,7 @@
               <w:bottom w:val="single" w:sz="6" w:space="0" w:color="C0C0C0"/>
               <w:right w:val="single" w:sz="6" w:space="0" w:color="C0C0C0"/>
             </w:tcBorders>
+            <w:vAlign w:val="center"/>
           </w:tcPr>
           <w:p>
             <w:pPr>
@@ -619,13 +613,11 @@
             </w:pPr>
             <w:r>
               <w:rPr>
-                <w:rFonts w:ascii="Segoe UI" w:eastAsia="Noto Sans TC" w:hAnsi="Segoe UI" w:cs="Segoe UI"/>
-                <w:color w:val="000000"/>
-                <w:kern w:val="0"/>
+                <w:rFonts w:ascii="Segoe UI" w:hAnsi="Segoe UI" w:cs="Segoe UI"/>
                 <w:sz w:val="20"/>
                 <w:szCs w:val="20"/>
               </w:rPr>
-              <w:t>47.73%</w:t>
+              <w:t>0.7143</w:t>
             </w:r>
           </w:p>
         </w:tc>
@@ -638,6 +630,7 @@
               <w:bottom w:val="single" w:sz="6" w:space="0" w:color="C0C0C0"/>
               <w:right w:val="single" w:sz="6" w:space="0" w:color="C0C0C0"/>
             </w:tcBorders>
+            <w:vAlign w:val="center"/>
           </w:tcPr>
           <w:p>
             <w:pPr>
@@ -656,13 +649,11 @@
             </w:pPr>
             <w:r>
               <w:rPr>
-                <w:rFonts w:ascii="Segoe UI" w:eastAsia="Noto Sans TC" w:hAnsi="Segoe UI" w:cs="Segoe UI"/>
-                <w:color w:val="000000"/>
-                <w:kern w:val="0"/>
+                <w:rFonts w:ascii="Segoe UI" w:hAnsi="Segoe UI" w:cs="Segoe UI"/>
                 <w:sz w:val="20"/>
                 <w:szCs w:val="20"/>
               </w:rPr>
-              <w:t>62.69%</w:t>
+              <w:t>0.8000</w:t>
             </w:r>
           </w:p>
         </w:tc>
@@ -681,35 +672,27 @@
             <v:stroke joinstyle="miter"/>
             <v:path gradientshapeok="t" o:connecttype="rect"/>
           </v:shapetype>
-          <v:shape id="_x0000_s1029" type="#_x0000_t202" style="position:absolute;margin-left:67.85pt;margin-top:1.8pt;width:325.1pt;height:64.6pt;z-index:251666432;visibility:visible;mso-wrap-distance-left:9pt;mso-wrap-distance-top:3.6pt;mso-wrap-distance-right:9pt;mso-wrap-distance-bottom:3.6pt;mso-position-horizontal-relative:text;mso-position-vertical-relative:text;mso-width-relative:margin;mso-height-relative:margin;v-text-anchor:top" filled="f" stroked="f">
-            <v:textbox style="mso-next-textbox:#_x0000_s1029">
+          <v:shape id="_x0000_s1028" type="#_x0000_t202" style="position:absolute;margin-left:272.95pt;margin-top:276.85pt;width:123.35pt;height:34.35pt;z-index:251665408;visibility:visible;mso-wrap-distance-left:9pt;mso-wrap-distance-top:3.6pt;mso-wrap-distance-right:9pt;mso-wrap-distance-bottom:3.6pt;mso-position-horizontal-relative:text;mso-position-vertical-relative:text;mso-width-relative:margin;mso-height-relative:margin;v-text-anchor:top" filled="f" stroked="f">
+            <v:textbox style="mso-next-textbox:#_x0000_s1028">
               <w:txbxContent>
                 <w:p>
                   <w:pPr>
                     <w:rPr>
                       <w:b/>
                       <w:bCs/>
-                      <w:sz w:val="56"/>
-                      <w:szCs w:val="56"/>
+                      <w:sz w:val="32"/>
+                      <w:szCs w:val="32"/>
                     </w:rPr>
                   </w:pPr>
                   <w:r>
                     <w:rPr>
-                      <w:b/>
-                      <w:bCs/>
-                      <w:sz w:val="56"/>
-                      <w:szCs w:val="56"/>
-                    </w:rPr>
-                    <w:t xml:space="preserve">PII </w:t>
-                  </w:r>
-                  <w:r>
-                    <w:rPr>
-                      <w:b/>
-                      <w:bCs/>
-                      <w:sz w:val="56"/>
-                      <w:szCs w:val="56"/>
-                    </w:rPr>
-                    <w:t>偵測與假名化系統</w:t>
+                      <w:rFonts w:hint="eastAsia"/>
+                      <w:b/>
+                      <w:bCs/>
+                      <w:sz w:val="32"/>
+                      <w:szCs w:val="32"/>
+                    </w:rPr>
+                    <w:t>執行範例</w:t>
                   </w:r>
                 </w:p>
               </w:txbxContent>
@@ -723,10 +706,18 @@
           <w:noProof/>
         </w:rPr>
         <w:drawing>
-          <wp:inline distT="0" distB="0" distL="0" distR="0" wp14:anchorId="4FB6A581" wp14:editId="24AA20CD">
-            <wp:extent cx="5267325" cy="2962275"/>
-            <wp:effectExtent l="0" t="0" r="0" b="0"/>
-            <wp:docPr id="1120321678" name="圖片 2"/>
+          <wp:anchor distT="0" distB="0" distL="114300" distR="114300" simplePos="0" relativeHeight="251659776" behindDoc="0" locked="0" layoutInCell="1" allowOverlap="1" wp14:anchorId="44B7A6A5" wp14:editId="0A793A38">
+            <wp:simplePos x="0" y="0"/>
+            <wp:positionH relativeFrom="column">
+              <wp:posOffset>2600325</wp:posOffset>
+            </wp:positionH>
+            <wp:positionV relativeFrom="paragraph">
+              <wp:posOffset>4062413</wp:posOffset>
+            </wp:positionV>
+            <wp:extent cx="3034030" cy="3067050"/>
+            <wp:effectExtent l="19050" t="19050" r="0" b="0"/>
+            <wp:wrapSquare wrapText="bothSides"/>
+            <wp:docPr id="1396302341" name="圖片 2"/>
             <wp:cNvGraphicFramePr>
               <a:graphicFrameLocks xmlns:a="http://schemas.openxmlformats.org/drawingml/2006/main" noChangeAspect="1"/>
             </wp:cNvGraphicFramePr>
@@ -734,7 +725,7 @@
               <a:graphicData uri="http://schemas.openxmlformats.org/drawingml/2006/picture">
                 <pic:pic xmlns:pic="http://schemas.openxmlformats.org/drawingml/2006/picture">
                   <pic:nvPicPr>
-                    <pic:cNvPr id="0" name="Picture 3"/>
+                    <pic:cNvPr id="0" name="Picture 2"/>
                     <pic:cNvPicPr>
                       <a:picLocks noChangeAspect="1" noChangeArrowheads="1"/>
                     </pic:cNvPicPr>
@@ -755,28 +746,78 @@
                   <pic:spPr bwMode="auto">
                     <a:xfrm>
                       <a:off x="0" y="0"/>
-                      <a:ext cx="5267325" cy="2962275"/>
+                      <a:ext cx="3034030" cy="3067050"/>
                     </a:xfrm>
                     <a:prstGeom prst="rect">
                       <a:avLst/>
                     </a:prstGeom>
                     <a:noFill/>
                     <a:ln>
-                      <a:noFill/>
+                      <a:solidFill>
+                        <a:schemeClr val="tx1"/>
+                      </a:solidFill>
                     </a:ln>
                   </pic:spPr>
                 </pic:pic>
               </a:graphicData>
             </a:graphic>
-          </wp:inline>
+            <wp14:sizeRelH relativeFrom="margin">
+              <wp14:pctWidth>0</wp14:pctWidth>
+            </wp14:sizeRelH>
+            <wp14:sizeRelV relativeFrom="margin">
+              <wp14:pctHeight>0</wp14:pctHeight>
+            </wp14:sizeRelV>
+          </wp:anchor>
         </w:drawing>
       </w:r>
       <w:r>
         <w:rPr>
           <w:noProof/>
         </w:rPr>
+        <w:pict w14:anchorId="52AF4275">
+          <v:shape id="_x0000_s1029" type="#_x0000_t202" style="position:absolute;margin-left:67.85pt;margin-top:1.8pt;width:325.1pt;height:64.6pt;z-index:251666432;visibility:visible;mso-wrap-distance-left:9pt;mso-wrap-distance-top:3.6pt;mso-wrap-distance-right:9pt;mso-wrap-distance-bottom:3.6pt;mso-position-horizontal-relative:text;mso-position-vertical-relative:text;mso-width-relative:margin;mso-height-relative:margin;v-text-anchor:top" filled="f" stroked="f">
+            <v:textbox style="mso-next-textbox:#_x0000_s1029">
+              <w:txbxContent>
+                <w:p>
+                  <w:pPr>
+                    <w:rPr>
+                      <w:b/>
+                      <w:bCs/>
+                      <w:sz w:val="56"/>
+                      <w:szCs w:val="56"/>
+                    </w:rPr>
+                  </w:pPr>
+                  <w:r>
+                    <w:rPr>
+                      <w:b/>
+                      <w:bCs/>
+                      <w:sz w:val="56"/>
+                      <w:szCs w:val="56"/>
+                    </w:rPr>
+                    <w:t xml:space="preserve">PII </w:t>
+                  </w:r>
+                  <w:r>
+                    <w:rPr>
+                      <w:b/>
+                      <w:bCs/>
+                      <w:sz w:val="56"/>
+                      <w:szCs w:val="56"/>
+                    </w:rPr>
+                    <w:t>偵測與假名化系統</w:t>
+                  </w:r>
+                </w:p>
+              </w:txbxContent>
+            </v:textbox>
+            <w10:wrap type="square"/>
+          </v:shape>
+        </w:pict>
+      </w:r>
+      <w:r>
+        <w:rPr>
+          <w:noProof/>
+        </w:rPr>
         <w:drawing>
-          <wp:anchor distT="0" distB="0" distL="114300" distR="114300" simplePos="0" relativeHeight="251659264" behindDoc="0" locked="0" layoutInCell="1" allowOverlap="1" wp14:anchorId="3F70253C" wp14:editId="15BD9281">
+          <wp:anchor distT="0" distB="0" distL="114300" distR="114300" simplePos="0" relativeHeight="251656704" behindDoc="0" locked="0" layoutInCell="1" allowOverlap="1" wp14:anchorId="3F70253C" wp14:editId="0B6A99D4">
             <wp:simplePos x="0" y="0"/>
             <wp:positionH relativeFrom="column">
               <wp:posOffset>-328613</wp:posOffset>
@@ -947,69 +988,6 @@
         <w:rPr>
           <w:noProof/>
         </w:rPr>
-        <w:drawing>
-          <wp:anchor distT="0" distB="0" distL="114300" distR="114300" simplePos="0" relativeHeight="251656192" behindDoc="0" locked="0" layoutInCell="1" allowOverlap="1" wp14:anchorId="4B762383" wp14:editId="14066443">
-            <wp:simplePos x="0" y="0"/>
-            <wp:positionH relativeFrom="column">
-              <wp:posOffset>2769870</wp:posOffset>
-            </wp:positionH>
-            <wp:positionV relativeFrom="paragraph">
-              <wp:posOffset>4051935</wp:posOffset>
-            </wp:positionV>
-            <wp:extent cx="3038475" cy="3147695"/>
-            <wp:effectExtent l="19050" t="19050" r="9525" b="0"/>
-            <wp:wrapSquare wrapText="bothSides"/>
-            <wp:docPr id="390291370" name="圖片 3"/>
-            <wp:cNvGraphicFramePr>
-              <a:graphicFrameLocks xmlns:a="http://schemas.openxmlformats.org/drawingml/2006/main" noChangeAspect="1"/>
-            </wp:cNvGraphicFramePr>
-            <a:graphic xmlns:a="http://schemas.openxmlformats.org/drawingml/2006/main">
-              <a:graphicData uri="http://schemas.openxmlformats.org/drawingml/2006/picture">
-                <pic:pic xmlns:pic="http://schemas.openxmlformats.org/drawingml/2006/picture">
-                  <pic:nvPicPr>
-                    <pic:cNvPr id="0" name="Picture 3"/>
-                    <pic:cNvPicPr>
-                      <a:picLocks noChangeAspect="1" noChangeArrowheads="1"/>
-                    </pic:cNvPicPr>
-                  </pic:nvPicPr>
-                  <pic:blipFill>
-                    <a:blip r:embed="rId7" cstate="print">
-                      <a:extLst>
-                        <a:ext uri="{28A0092B-C50C-407E-A947-70E740481C1C}">
-                          <a14:useLocalDpi xmlns:a14="http://schemas.microsoft.com/office/drawing/2010/main" val="0"/>
-                        </a:ext>
-                      </a:extLst>
-                    </a:blip>
-                    <a:srcRect/>
-                    <a:stretch>
-                      <a:fillRect/>
-                    </a:stretch>
-                  </pic:blipFill>
-                  <pic:spPr bwMode="auto">
-                    <a:xfrm>
-                      <a:off x="0" y="0"/>
-                      <a:ext cx="3038475" cy="3147695"/>
-                    </a:xfrm>
-                    <a:prstGeom prst="rect">
-                      <a:avLst/>
-                    </a:prstGeom>
-                    <a:noFill/>
-                    <a:ln>
-                      <a:solidFill>
-                        <a:schemeClr val="tx1"/>
-                      </a:solidFill>
-                    </a:ln>
-                  </pic:spPr>
-                </pic:pic>
-              </a:graphicData>
-            </a:graphic>
-          </wp:anchor>
-        </w:drawing>
-      </w:r>
-      <w:r>
-        <w:rPr>
-          <w:noProof/>
-        </w:rPr>
         <w:pict w14:anchorId="52AF4275">
           <v:shape id="_x0000_s1033" type="#_x0000_t202" style="position:absolute;margin-left:-47.65pt;margin-top:169.2pt;width:123.35pt;height:34.35pt;z-index:251670528;visibility:visible;mso-wrap-distance-left:9pt;mso-wrap-distance-top:3.6pt;mso-wrap-distance-right:9pt;mso-wrap-distance-bottom:3.6pt;mso-position-horizontal-relative:text;mso-position-vertical-relative:text;mso-width-relative:margin;mso-height-relative:margin;v-text-anchor:top" filled="f" stroked="f">
             <v:textbox style="mso-next-textbox:#_x0000_s1033">
@@ -1032,40 +1010,6 @@
                       <w:szCs w:val="32"/>
                     </w:rPr>
                     <w:t>摘要</w:t>
-                  </w:r>
-                </w:p>
-              </w:txbxContent>
-            </v:textbox>
-            <w10:wrap type="square"/>
-          </v:shape>
-        </w:pict>
-      </w:r>
-      <w:r>
-        <w:rPr>
-          <w:noProof/>
-        </w:rPr>
-        <w:pict w14:anchorId="52AF4275">
-          <v:shape id="_x0000_s1028" type="#_x0000_t202" style="position:absolute;margin-left:298.85pt;margin-top:277.6pt;width:123.35pt;height:34.35pt;z-index:251665408;visibility:visible;mso-wrap-distance-left:9pt;mso-wrap-distance-top:3.6pt;mso-wrap-distance-right:9pt;mso-wrap-distance-bottom:3.6pt;mso-position-horizontal-relative:text;mso-position-vertical-relative:text;mso-width-relative:margin;mso-height-relative:margin;v-text-anchor:top" filled="f" stroked="f">
-            <v:textbox style="mso-next-textbox:#_x0000_s1028">
-              <w:txbxContent>
-                <w:p>
-                  <w:pPr>
-                    <w:rPr>
-                      <w:b/>
-                      <w:bCs/>
-                      <w:sz w:val="32"/>
-                      <w:szCs w:val="32"/>
-                    </w:rPr>
-                  </w:pPr>
-                  <w:r>
-                    <w:rPr>
-                      <w:rFonts w:hint="eastAsia"/>
-                      <w:b/>
-                      <w:bCs/>
-                      <w:sz w:val="32"/>
-                      <w:szCs w:val="32"/>
-                    </w:rPr>
-                    <w:t>執行範例</w:t>
                   </w:r>
                 </w:p>
               </w:txbxContent>
